--- a/docs/Document_A/FRC_Final_Frozen_Backbone_Guide_VI.docx
+++ b/docs/Document_A/FRC_Final_Frozen_Backbone_Guide_VI.docx
@@ -53,16 +53,8 @@
             </w:tcMar>
           </w:tcPr>
           <w:p>
-            <w:pPr>
-              <w:jc w:val="center"/>
-            </w:pPr>
             <w:r>
-              <w:rPr>
-                <w:b/>
-                <w:color w:val="17365D"/>
-                <w:sz w:val="22"/>
-              </w:rPr>
-              <w:t>Driver -&gt; Xbox Controller -&gt; controls -&gt; commands -&gt; subsystems -&gt; io -&gt; Hardware</w:t>
+              <w:t>CONTROL: Driver -&gt; Xbox Controller -&gt; controls -&gt; commands -&gt; subsystems -&gt; io -&gt; hardware</w:t>
             </w:r>
           </w:p>
         </w:tc>
@@ -80,15 +72,8 @@
             </w:tcMar>
           </w:tcPr>
           <w:p>
-            <w:pPr>
-              <w:jc w:val="center"/>
-            </w:pPr>
             <w:r>
-              <w:rPr>
-                <w:color w:val="227A78"/>
-                <w:sz w:val="18"/>
-              </w:rPr>
-              <w:t>telemetry quan sát mọi tầng nhưng không điều khiển pipeline</w:t>
+              <w:t>OBSERVATION: hardware -&gt; IOInputs -&gt; subsystem / estimator -&gt; immutable Observation -&gt; telemetry -&gt; NT4 / Glass / log</w:t>
             </w:r>
           </w:p>
         </w:tc>
@@ -869,6 +854,83 @@
           </w:p>
         </w:tc>
       </w:tr>
+      <w:tr>
+        <w:tc>
+          <w:tcPr>
+            <w:tcW w:type="dxa" w:w="2094"/>
+          </w:tcPr>
+          <w:p>
+            <w:r>
+              <w:rPr>
+                <w:rFonts w:ascii="Arial" w:hAnsi="Arial"/>
+                <w:b w:val="0"/>
+                <w:sz w:val="17"/>
+              </w:rPr>
+              <w:t>observation</w:t>
+            </w:r>
+          </w:p>
+        </w:tc>
+        <w:tc>
+          <w:tcPr>
+            <w:tcW w:type="dxa" w:w="2094"/>
+          </w:tcPr>
+          <w:p>
+            <w:r>
+              <w:rPr>
+                <w:rFonts w:ascii="Arial" w:hAnsi="Arial"/>
+                <w:b w:val="0"/>
+                <w:sz w:val="17"/>
+              </w:rPr>
+              <w:t>Robot đang ở trạng thái nào?</w:t>
+            </w:r>
+          </w:p>
+        </w:tc>
+        <w:tc>
+          <w:tcPr>
+            <w:tcW w:type="dxa" w:w="2094"/>
+          </w:tcPr>
+          <w:p>
+            <w:r>
+              <w:rPr>
+                <w:rFonts w:ascii="Arial" w:hAnsi="Arial"/>
+                <w:b w:val="0"/>
+                <w:sz w:val="17"/>
+              </w:rPr>
+              <w:t>Chứa read model bất biến, độc lập vendor và evaluator thuần túy.</w:t>
+            </w:r>
+          </w:p>
+        </w:tc>
+        <w:tc>
+          <w:tcPr>
+            <w:tcW w:type="dxa" w:w="2094"/>
+          </w:tcPr>
+          <w:p>
+            <w:r>
+              <w:rPr>
+                <w:rFonts w:ascii="Arial" w:hAnsi="Arial"/>
+                <w:b w:val="0"/>
+                <w:sz w:val="17"/>
+              </w:rPr>
+              <w:t>DriveObservation, IntakeObservation, DriveObservationEvaluator.</w:t>
+            </w:r>
+          </w:p>
+        </w:tc>
+        <w:tc>
+          <w:tcPr>
+            <w:tcW w:type="dxa" w:w="2094"/>
+          </w:tcPr>
+          <w:p>
+            <w:r>
+              <w:rPr>
+                <w:rFonts w:ascii="Arial" w:hAnsi="Arial"/>
+                <w:b w:val="0"/>
+                <w:sz w:val="17"/>
+              </w:rPr>
+              <w:t>Hardware, vendor API, NetworkTables, CommandScheduler, RobotContainer, trạng thái mutable hoặc logic điều khiển.</w:t>
+            </w:r>
+          </w:p>
+        </w:tc>
+      </w:tr>
     </w:tbl>
     <w:p>
       <w:pPr>
@@ -901,257 +963,79 @@
           </w:tcPr>
           <w:p>
             <w:r>
-              <w:rPr>
-                <w:rFonts w:ascii="Consolas" w:hAnsi="Consolas"/>
-                <w:sz w:val="15"/>
-              </w:rPr>
               <w:t>src/main/java/frc/robot</w:t>
               <w:br/>
-            </w:r>
-            <w:r>
-              <w:rPr>
-                <w:rFonts w:ascii="Consolas" w:hAnsi="Consolas"/>
-                <w:sz w:val="15"/>
-              </w:rPr>
               <w:t>|- Main.java</w:t>
               <w:br/>
-            </w:r>
-            <w:r>
-              <w:rPr>
-                <w:rFonts w:ascii="Consolas" w:hAnsi="Consolas"/>
-                <w:sz w:val="15"/>
-              </w:rPr>
               <w:t>|- Robot.java</w:t>
               <w:br/>
-            </w:r>
-            <w:r>
-              <w:rPr>
-                <w:rFonts w:ascii="Consolas" w:hAnsi="Consolas"/>
-                <w:sz w:val="15"/>
-              </w:rPr>
               <w:t>|- RobotContainer.java</w:t>
               <w:br/>
-            </w:r>
-            <w:r>
-              <w:rPr>
-                <w:rFonts w:ascii="Consolas" w:hAnsi="Consolas"/>
-                <w:sz w:val="15"/>
-              </w:rPr>
               <w:t>|- Constants.java</w:t>
               <w:br/>
-            </w:r>
-            <w:r>
-              <w:rPr>
-                <w:rFonts w:ascii="Consolas" w:hAnsi="Consolas"/>
-                <w:sz w:val="15"/>
-              </w:rPr>
               <w:t>|- commands/</w:t>
               <w:br/>
-            </w:r>
-            <w:r>
-              <w:rPr>
-                <w:rFonts w:ascii="Consolas" w:hAnsi="Consolas"/>
-                <w:sz w:val="15"/>
-              </w:rPr>
               <w:t>|  |- drive/</w:t>
               <w:br/>
-            </w:r>
-            <w:r>
-              <w:rPr>
-                <w:rFonts w:ascii="Consolas" w:hAnsi="Consolas"/>
-                <w:sz w:val="15"/>
-              </w:rPr>
               <w:t>|  |- intake/</w:t>
               <w:br/>
-            </w:r>
-            <w:r>
-              <w:rPr>
-                <w:rFonts w:ascii="Consolas" w:hAnsi="Consolas"/>
-                <w:sz w:val="15"/>
-              </w:rPr>
               <w:t>|  |- shooter/</w:t>
               <w:br/>
-            </w:r>
-            <w:r>
-              <w:rPr>
-                <w:rFonts w:ascii="Consolas" w:hAnsi="Consolas"/>
-                <w:sz w:val="15"/>
-              </w:rPr>
               <w:t>|  `- auto/</w:t>
               <w:br/>
-            </w:r>
-            <w:r>
-              <w:rPr>
-                <w:rFonts w:ascii="Consolas" w:hAnsi="Consolas"/>
-                <w:sz w:val="15"/>
-              </w:rPr>
               <w:t>|- controls/</w:t>
               <w:br/>
-            </w:r>
-            <w:r>
-              <w:rPr>
-                <w:rFonts w:ascii="Consolas" w:hAnsi="Consolas"/>
-                <w:sz w:val="15"/>
-              </w:rPr>
               <w:t>|- subsystems/</w:t>
               <w:br/>
-            </w:r>
-            <w:r>
-              <w:rPr>
-                <w:rFonts w:ascii="Consolas" w:hAnsi="Consolas"/>
-                <w:sz w:val="15"/>
-              </w:rPr>
               <w:t>|- io/</w:t>
               <w:br/>
-            </w:r>
-            <w:r>
-              <w:rPr>
-                <w:rFonts w:ascii="Consolas" w:hAnsi="Consolas"/>
-                <w:sz w:val="15"/>
-              </w:rPr>
               <w:t>|  |- drive/</w:t>
               <w:br/>
-            </w:r>
-            <w:r>
-              <w:rPr>
-                <w:rFonts w:ascii="Consolas" w:hAnsi="Consolas"/>
-                <w:sz w:val="15"/>
-              </w:rPr>
               <w:t>|  |  |- DriveIO.java</w:t>
               <w:br/>
-            </w:r>
-            <w:r>
-              <w:rPr>
-                <w:rFonts w:ascii="Consolas" w:hAnsi="Consolas"/>
-                <w:sz w:val="15"/>
-              </w:rPr>
               <w:t>|  |  |- DriveIOSparkMax.java</w:t>
               <w:br/>
-            </w:r>
-            <w:r>
-              <w:rPr>
-                <w:rFonts w:ascii="Consolas" w:hAnsi="Consolas"/>
-                <w:sz w:val="15"/>
-              </w:rPr>
               <w:t>|  |  `- DriveIOSim.java</w:t>
               <w:br/>
-            </w:r>
-            <w:r>
-              <w:rPr>
-                <w:rFonts w:ascii="Consolas" w:hAnsi="Consolas"/>
-                <w:sz w:val="15"/>
-              </w:rPr>
               <w:t>|  |- gyro/</w:t>
               <w:br/>
-            </w:r>
-            <w:r>
-              <w:rPr>
-                <w:rFonts w:ascii="Consolas" w:hAnsi="Consolas"/>
-                <w:sz w:val="15"/>
-              </w:rPr>
               <w:t>|  `- vision/</w:t>
               <w:br/>
-            </w:r>
-            <w:r>
-              <w:rPr>
-                <w:rFonts w:ascii="Consolas" w:hAnsi="Consolas"/>
-                <w:sz w:val="15"/>
-              </w:rPr>
+              <w:t>|- observation/</w:t>
+              <w:br/>
+              <w:t>|  |- drive/</w:t>
+              <w:br/>
+              <w:t>|  |  |- DriveObservation.java</w:t>
+              <w:br/>
+              <w:t>|  |  `- DriveObservationEvaluator.java</w:t>
+              <w:br/>
+              <w:t>|  `- &lt;mechanism&gt;/</w:t>
+              <w:br/>
+              <w:t>|     `- &lt;Mechanism&gt;Observation.java</w:t>
+              <w:br/>
               <w:t>|- telemetry/</w:t>
               <w:br/>
-            </w:r>
-            <w:r>
-              <w:rPr>
-                <w:rFonts w:ascii="Consolas" w:hAnsi="Consolas"/>
-                <w:sz w:val="15"/>
-              </w:rPr>
               <w:t>|  |- RobotTelemetry.java</w:t>
               <w:br/>
-            </w:r>
-            <w:r>
-              <w:rPr>
-                <w:rFonts w:ascii="Consolas" w:hAnsi="Consolas"/>
-                <w:sz w:val="15"/>
-              </w:rPr>
               <w:t>|  `- drive/</w:t>
               <w:br/>
-            </w:r>
-            <w:r>
-              <w:rPr>
-                <w:rFonts w:ascii="Consolas" w:hAnsi="Consolas"/>
-                <w:sz w:val="15"/>
-              </w:rPr>
               <w:t>|     |- DriveTelemetryFacade.java</w:t>
               <w:br/>
-            </w:r>
-            <w:r>
-              <w:rPr>
-                <w:rFonts w:ascii="Consolas" w:hAnsi="Consolas"/>
-                <w:sz w:val="15"/>
-              </w:rPr>
               <w:t>|     |- DriveInputTelemetry.java</w:t>
               <w:br/>
-            </w:r>
-            <w:r>
-              <w:rPr>
-                <w:rFonts w:ascii="Consolas" w:hAnsi="Consolas"/>
-                <w:sz w:val="15"/>
-              </w:rPr>
               <w:t>|     |- DriveHardwareTelemetry.java</w:t>
               <w:br/>
-            </w:r>
-            <w:r>
-              <w:rPr>
-                <w:rFonts w:ascii="Consolas" w:hAnsi="Consolas"/>
-                <w:sz w:val="15"/>
-              </w:rPr>
               <w:t>|     |- DriveSensorTelemetry.java</w:t>
               <w:br/>
-            </w:r>
-            <w:r>
-              <w:rPr>
-                <w:rFonts w:ascii="Consolas" w:hAnsi="Consolas"/>
-                <w:sz w:val="15"/>
-              </w:rPr>
               <w:t>|     `- DrivePoseTelemetry.java</w:t>
               <w:br/>
-            </w:r>
-            <w:r>
-              <w:rPr>
-                <w:rFonts w:ascii="Consolas" w:hAnsi="Consolas"/>
-                <w:sz w:val="15"/>
-              </w:rPr>
               <w:t>`- util/</w:t>
               <w:br/>
-            </w:r>
-            <w:r>
-              <w:rPr>
-                <w:rFonts w:ascii="Consolas" w:hAnsi="Consolas"/>
-                <w:sz w:val="15"/>
-              </w:rPr>
               <w:br/>
-            </w:r>
-            <w:r>
-              <w:rPr>
-                <w:rFonts w:ascii="Consolas" w:hAnsi="Consolas"/>
-                <w:sz w:val="15"/>
-              </w:rPr>
               <w:t>src/main/deploy/pathplanner/</w:t>
               <w:br/>
-            </w:r>
-            <w:r>
-              <w:rPr>
-                <w:rFonts w:ascii="Consolas" w:hAnsi="Consolas"/>
-                <w:sz w:val="15"/>
-              </w:rPr>
               <w:t>|- paths/</w:t>
               <w:br/>
-            </w:r>
-            <w:r>
-              <w:rPr>
-                <w:rFonts w:ascii="Consolas" w:hAnsi="Consolas"/>
-                <w:sz w:val="15"/>
-              </w:rPr>
               <w:t>`- autos/</w:t>
             </w:r>
           </w:p>
@@ -1226,7 +1110,7 @@
         <w:spacing w:after="20"/>
       </w:pPr>
       <w:r>
-        <w:t>Hardware observation bắt nguồn từ IO. Mechanism state bắt nguồn từ subsystem hoặc estimator chuyên dụng.</w:t>
+        <w:t>Hardware observation bắt nguồn từ IOInputs. Subsystem hoặc estimator chuyên dụng sở hữu việc diễn giải và tạo Observation bất biến.</w:t>
       </w:r>
     </w:p>
     <w:p>
@@ -1235,7 +1119,7 @@
         <w:spacing w:after="20"/>
       </w:pPr>
       <w:r>
-        <w:t>Telemetry chỉ publish snapshot; không đọc vendor device trực tiếp và không điều khiển hành vi robot.</w:t>
+        <w:t>Telemetry chỉ tiêu thụ và publish Observation bất biến; không đọc vendor device trực tiếp và không điều khiển hành vi robot.</w:t>
       </w:r>
     </w:p>
     <w:p>
@@ -1253,7 +1137,7 @@
         <w:spacing w:after="20"/>
       </w:pPr>
       <w:r>
-        <w:t>util chỉ chứa logic tổng quát. Helper chỉ dùng cho một mechanism phải ở cùng mechanism đó.</w:t>
+        <w:t>util chỉ chứa helper tổng quát dùng chung. Model và evaluator riêng của mechanism thuộc observation/&lt;mechanism&gt;.</w:t>
       </w:r>
     </w:p>
     <w:p>
@@ -1287,97 +1171,23 @@
           </w:tcPr>
           <w:p>
             <w:r>
-              <w:rPr>
-                <w:rFonts w:ascii="Consolas" w:hAnsi="Consolas"/>
-                <w:sz w:val="15"/>
-              </w:rPr>
               <w:t>CONTROL</w:t>
               <w:br/>
-            </w:r>
-            <w:r>
-              <w:rPr>
-                <w:rFonts w:ascii="Consolas" w:hAnsi="Consolas"/>
-                <w:sz w:val="15"/>
-              </w:rPr>
-              <w:t>Driver -&gt; Controller -&gt; controls -&gt; command -&gt; subsystem -&gt; IO -&gt; hardware</w:t>
+              <w:t>Driver -&gt; Xbox Controller -&gt; controls -&gt; commands -&gt; subsystems -&gt; io -&gt; hardware</w:t>
               <w:br/>
-            </w:r>
-            <w:r>
-              <w:rPr>
-                <w:rFonts w:ascii="Consolas" w:hAnsi="Consolas"/>
-                <w:sz w:val="15"/>
-              </w:rPr>
               <w:br/>
-            </w:r>
-            <w:r>
-              <w:rPr>
-                <w:rFonts w:ascii="Consolas" w:hAnsi="Consolas"/>
-                <w:sz w:val="15"/>
-              </w:rPr>
               <w:t>OBSERVATION</w:t>
               <w:br/>
-            </w:r>
-            <w:r>
-              <w:rPr>
-                <w:rFonts w:ascii="Consolas" w:hAnsi="Consolas"/>
-                <w:sz w:val="15"/>
-              </w:rPr>
-              <w:t>Controller / input processor -&gt; DriveInputTelemetry</w:t>
+              <w:t>hardware -&gt; IOInputs -&gt; subsystem / estimator -&gt; immutable Observation -&gt; telemetry -&gt; NT4 / Glass / log</w:t>
               <w:br/>
-            </w:r>
-            <w:r>
-              <w:rPr>
-                <w:rFonts w:ascii="Consolas" w:hAnsi="Consolas"/>
-                <w:sz w:val="15"/>
-              </w:rPr>
-              <w:t>IO.updateInputs(MechanismIOInputs) -&gt; subsystem periodic -&gt; mechanism telemetry facade</w:t>
               <w:br/>
-            </w:r>
-            <w:r>
-              <w:rPr>
-                <w:rFonts w:ascii="Consolas" w:hAnsi="Consolas"/>
-                <w:sz w:val="15"/>
-              </w:rPr>
-              <w:t>Subsystem / estimator state -&gt; pose or state telemetry</w:t>
-              <w:br/>
-            </w:r>
-            <w:r>
-              <w:rPr>
-                <w:rFonts w:ascii="Consolas" w:hAnsi="Consolas"/>
-                <w:sz w:val="15"/>
-              </w:rPr>
-              <w:br/>
-            </w:r>
-            <w:r>
-              <w:rPr>
-                <w:rFonts w:ascii="Consolas" w:hAnsi="Consolas"/>
-                <w:sz w:val="15"/>
-              </w:rPr>
               <w:t>FORBIDDEN</w:t>
               <w:br/>
-            </w:r>
-            <w:r>
-              <w:rPr>
-                <w:rFonts w:ascii="Consolas" w:hAnsi="Consolas"/>
-                <w:sz w:val="15"/>
-              </w:rPr>
+              <w:t>Observation -X-&gt; hardware / vendor API / NetworkTables / CommandScheduler / RobotContainer / mutable mechanism state / control behavior</w:t>
+              <w:br/>
               <w:t>Telemetry -X-&gt; control / scheduling / vendor API</w:t>
               <w:br/>
-            </w:r>
-            <w:r>
-              <w:rPr>
-                <w:rFonts w:ascii="Consolas" w:hAnsi="Consolas"/>
-                <w:sz w:val="15"/>
-              </w:rPr>
               <w:t>IO -X-&gt; NetworkTables / command coordination</w:t>
-              <w:br/>
-            </w:r>
-            <w:r>
-              <w:rPr>
-                <w:rFonts w:ascii="Consolas" w:hAnsi="Consolas"/>
-                <w:sz w:val="15"/>
-              </w:rPr>
-              <w:t>RobotContainer -X-&gt; periodic business logic</w:t>
             </w:r>
           </w:p>
         </w:tc>
@@ -1600,7 +1410,7 @@
         <w:spacing w:after="20"/>
       </w:pPr>
       <w:r>
-        <w:t>IO implementation điền observation; subsystem sử dụng snapshot; telemetry publish snapshot.</w:t>
+        <w:t>IO implementation cập nhật IOInputs; subsystem hoặc estimator tạo Observation bất biến; telemetry tiêu thụ và publish Observation.</w:t>
       </w:r>
     </w:p>
     <w:p>
@@ -1622,10 +1432,7 @@
     </w:p>
     <w:p>
       <w:r>
-        <w:rPr>
-          <w:b/>
-        </w:rPr>
-        <w:t>Được phép: thêm class vào đúng package, mở rộng Inputs snapshot của mechanism, thêm facade method hoặc thêm mechanism mới theo pattern đã phê duyệt.</w:t>
+        <w:t>Được phép: thêm class đúng package, mở rộng IOInputs hoặc Observation theo review, thêm facade method, hoặc thêm mechanism theo pattern đã phê duyệt.</w:t>
       </w:r>
     </w:p>
     <w:p>
@@ -1642,14 +1449,216 @@
         <w:jc w:val="center"/>
       </w:pPr>
       <w:r>
-        <w:rPr>
-          <w:b/>
-          <w:color w:val="8B1E2D"/>
-          <w:sz w:val="22"/>
-        </w:rPr>
-        <w:t>ĐÃ KHÓA CUỐI CÙNG - KHÔNG CHỈNH SỬA BACKBONE THÊM</w:t>
+        <w:t>ĐÃ KHÓA - PHIÊN BẢN 1.1 FROZEN</w:t>
       </w:r>
     </w:p>
+    <w:p>
+      <w:pPr>
+        <w:pStyle w:val="Heading1"/>
+      </w:pPr>
+      <w:r>
+        <w:t>Lịch sử sửa đổi</w:t>
+      </w:r>
+    </w:p>
+    <w:tbl>
+      <w:tblPr>
+        <w:tblStyle w:val="TableGrid"/>
+        <w:tblW w:type="auto" w:w="0"/>
+        <w:tblLook w:firstColumn="1" w:firstRow="1" w:lastColumn="0" w:lastRow="0" w:noHBand="0" w:noVBand="1" w:val="04A0"/>
+      </w:tblPr>
+      <w:tblGrid>
+        <w:gridCol w:w="2617"/>
+        <w:gridCol w:w="2617"/>
+        <w:gridCol w:w="2617"/>
+        <w:gridCol w:w="2617"/>
+      </w:tblGrid>
+      <w:tr>
+        <w:tc>
+          <w:tcPr>
+            <w:tcW w:type="dxa" w:w="2617"/>
+          </w:tcPr>
+          <w:p>
+            <w:r>
+              <w:rPr>
+                <w:rFonts w:ascii="Arial" w:hAnsi="Arial"/>
+                <w:b/>
+                <w:sz w:val="17"/>
+              </w:rPr>
+              <w:t>Phiên bản</w:t>
+            </w:r>
+          </w:p>
+        </w:tc>
+        <w:tc>
+          <w:tcPr>
+            <w:tcW w:type="dxa" w:w="2617"/>
+          </w:tcPr>
+          <w:p>
+            <w:r>
+              <w:rPr>
+                <w:rFonts w:ascii="Arial" w:hAnsi="Arial"/>
+                <w:b/>
+                <w:sz w:val="17"/>
+              </w:rPr>
+              <w:t>Ngày</w:t>
+            </w:r>
+          </w:p>
+        </w:tc>
+        <w:tc>
+          <w:tcPr>
+            <w:tcW w:type="dxa" w:w="2617"/>
+          </w:tcPr>
+          <w:p>
+            <w:r>
+              <w:rPr>
+                <w:rFonts w:ascii="Arial" w:hAnsi="Arial"/>
+                <w:b/>
+                <w:sz w:val="17"/>
+              </w:rPr>
+              <w:t>Trạng thái</w:t>
+            </w:r>
+          </w:p>
+        </w:tc>
+        <w:tc>
+          <w:tcPr>
+            <w:tcW w:type="dxa" w:w="2617"/>
+          </w:tcPr>
+          <w:p>
+            <w:r>
+              <w:rPr>
+                <w:rFonts w:ascii="Arial" w:hAnsi="Arial"/>
+                <w:b/>
+                <w:sz w:val="17"/>
+              </w:rPr>
+              <w:t>Ghi chú</w:t>
+            </w:r>
+          </w:p>
+        </w:tc>
+      </w:tr>
+      <w:tr>
+        <w:tc>
+          <w:tcPr>
+            <w:tcW w:type="dxa" w:w="2617"/>
+          </w:tcPr>
+          <w:p>
+            <w:r>
+              <w:rPr>
+                <w:rFonts w:ascii="Arial" w:hAnsi="Arial"/>
+                <w:b w:val="0"/>
+                <w:sz w:val="17"/>
+              </w:rPr>
+              <w:t>1.0</w:t>
+            </w:r>
+          </w:p>
+        </w:tc>
+        <w:tc>
+          <w:tcPr>
+            <w:tcW w:type="dxa" w:w="2617"/>
+          </w:tcPr>
+          <w:p>
+            <w:r>
+              <w:rPr>
+                <w:rFonts w:ascii="Arial" w:hAnsi="Arial"/>
+                <w:b w:val="0"/>
+                <w:sz w:val="17"/>
+              </w:rPr>
+              <w:t>2026-07-18</w:t>
+            </w:r>
+          </w:p>
+        </w:tc>
+        <w:tc>
+          <w:tcPr>
+            <w:tcW w:type="dxa" w:w="2617"/>
+          </w:tcPr>
+          <w:p>
+            <w:r>
+              <w:rPr>
+                <w:rFonts w:ascii="Arial" w:hAnsi="Arial"/>
+                <w:b w:val="0"/>
+                <w:sz w:val="17"/>
+              </w:rPr>
+              <w:t>FROZEN</w:t>
+            </w:r>
+          </w:p>
+        </w:tc>
+        <w:tc>
+          <w:tcPr>
+            <w:tcW w:type="dxa" w:w="2617"/>
+          </w:tcPr>
+          <w:p>
+            <w:r>
+              <w:rPr>
+                <w:rFonts w:ascii="Arial" w:hAnsi="Arial"/>
+                <w:b w:val="0"/>
+                <w:sz w:val="17"/>
+              </w:rPr>
+              <w:t>Phát hành ban đầu.</w:t>
+            </w:r>
+          </w:p>
+        </w:tc>
+      </w:tr>
+      <w:tr>
+        <w:tc>
+          <w:tcPr>
+            <w:tcW w:type="dxa" w:w="2617"/>
+          </w:tcPr>
+          <w:p>
+            <w:r>
+              <w:rPr>
+                <w:rFonts w:ascii="Arial" w:hAnsi="Arial"/>
+                <w:b w:val="0"/>
+                <w:sz w:val="17"/>
+              </w:rPr>
+              <w:t>1.1</w:t>
+            </w:r>
+          </w:p>
+        </w:tc>
+        <w:tc>
+          <w:tcPr>
+            <w:tcW w:type="dxa" w:w="2617"/>
+          </w:tcPr>
+          <w:p>
+            <w:r>
+              <w:rPr>
+                <w:rFonts w:ascii="Arial" w:hAnsi="Arial"/>
+                <w:b w:val="0"/>
+                <w:sz w:val="17"/>
+              </w:rPr>
+              <w:t>2026-08-01</w:t>
+            </w:r>
+          </w:p>
+        </w:tc>
+        <w:tc>
+          <w:tcPr>
+            <w:tcW w:type="dxa" w:w="2617"/>
+          </w:tcPr>
+          <w:p>
+            <w:r>
+              <w:rPr>
+                <w:rFonts w:ascii="Arial" w:hAnsi="Arial"/>
+                <w:b w:val="0"/>
+                <w:sz w:val="17"/>
+              </w:rPr>
+              <w:t>FROZEN</w:t>
+            </w:r>
+          </w:p>
+        </w:tc>
+        <w:tc>
+          <w:tcPr>
+            <w:tcW w:type="dxa" w:w="2617"/>
+          </w:tcPr>
+          <w:p>
+            <w:r>
+              <w:rPr>
+                <w:rFonts w:ascii="Arial" w:hAnsi="Arial"/>
+                <w:b w:val="0"/>
+                <w:sz w:val="17"/>
+              </w:rPr>
+              <w:t>APPROVED: công nhận frc.robot.observation là package top-level cố định; control flow không thay đổi.</w:t>
+            </w:r>
+          </w:p>
+        </w:tc>
+      </w:tr>
+    </w:tbl>
     <w:sectPr>
       <w:pgSz w:w="11909" w:h="16834"/>
       <w:pgMar w:top="648" w:right="720" w:bottom="648" w:left="720" w:header="720" w:footer="720" w:gutter="0"/>
